--- a/项目文档/模块开发卷宗-采集篇.docx
+++ b/项目文档/模块开发卷宗-采集篇.docx
@@ -3130,7 +3130,7 @@
           <w:b w:val="0"/>
           <w:sz w:val="21"/>
         </w:rPr>
-        <w:t>组长搭建的项目骨架：app/schemas.py、app/storage.py、app/api.py、app/analysis.py。</w:t>
+        <w:t>罗元恒搭建的项目骨架：app/schemas.py、app/storage.py、app/api.py、app/analysis.py。</w:t>
       </w:r>
     </w:p>
     <w:p>
@@ -3671,7 +3671,7 @@
                 <w:b w:val="0"/>
                 <w:sz w:val="19"/>
               </w:rPr>
-              <w:t>组长</w:t>
+              <w:t>罗元恒</w:t>
             </w:r>
           </w:p>
         </w:tc>
@@ -3769,7 +3769,7 @@
                 <w:b w:val="0"/>
                 <w:sz w:val="19"/>
               </w:rPr>
-              <w:t>组长</w:t>
+              <w:t>罗元恒</w:t>
             </w:r>
           </w:p>
         </w:tc>
@@ -3867,7 +3867,7 @@
                 <w:b w:val="0"/>
                 <w:sz w:val="19"/>
               </w:rPr>
-              <w:t>组长</w:t>
+              <w:t>罗元恒</w:t>
             </w:r>
           </w:p>
         </w:tc>

--- a/项目文档/模块开发卷宗-采集篇.docx
+++ b/项目文档/模块开发卷宗-采集篇.docx
@@ -103,7 +103,7 @@
                 <w:b w:val="0"/>
                 <w:sz w:val="21"/>
               </w:rPr>
-              <w:t>信息收集整合系统</w:t>
+              <w:t>集思 · 信息收集整合系统</w:t>
             </w:r>
           </w:p>
         </w:tc>
@@ -148,226 +148,6 @@
                 <w:sz w:val="21"/>
               </w:rPr>
               <w:t>模块开发卷宗——采集模块（GB8567——88）</w:t>
-            </w:r>
-          </w:p>
-        </w:tc>
-      </w:tr>
-      <w:tr>
-        <w:tblPrEx>
-          <w:tblCellMar>
-            <w:top w:w="0" w:type="dxa"/>
-            <w:left w:w="108" w:type="dxa"/>
-            <w:bottom w:w="0" w:type="dxa"/>
-            <w:right w:w="108" w:type="dxa"/>
-          </w:tblCellMar>
-        </w:tblPrEx>
-        <w:trPr>
-          <w:jc w:val="center"/>
-        </w:trPr>
-        <w:tc>
-          <w:tcPr>
-            <w:tcW w:w="3689" w:type="dxa"/>
-            <w:shd w:val="clear" w:color="auto" w:fill="D7D7D7" w:themeFill="background1" w:themeFillShade="D8"/>
-          </w:tcPr>
-          <w:p>
-            <w:r>
-              <w:rPr>
-                <w:rFonts w:ascii="宋体" w:hAnsi="宋体" w:eastAsia="宋体"/>
-                <w:b w:val="0"/>
-                <w:sz w:val="21"/>
-              </w:rPr>
-              <w:t>文档编号</w:t>
-            </w:r>
-          </w:p>
-        </w:tc>
-        <w:tc>
-          <w:tcPr>
-            <w:tcW w:w="3564" w:type="dxa"/>
-          </w:tcPr>
-          <w:p>
-            <w:r>
-              <w:rPr>
-                <w:rFonts w:ascii="宋体" w:hAnsi="宋体" w:eastAsia="宋体"/>
-                <w:b w:val="0"/>
-                <w:sz w:val="21"/>
-              </w:rPr>
-              <w:t>GL-MOD-001</w:t>
-            </w:r>
-          </w:p>
-        </w:tc>
-      </w:tr>
-      <w:tr>
-        <w:tblPrEx>
-          <w:tblCellMar>
-            <w:top w:w="0" w:type="dxa"/>
-            <w:left w:w="108" w:type="dxa"/>
-            <w:bottom w:w="0" w:type="dxa"/>
-            <w:right w:w="108" w:type="dxa"/>
-          </w:tblCellMar>
-        </w:tblPrEx>
-        <w:trPr>
-          <w:jc w:val="center"/>
-        </w:trPr>
-        <w:tc>
-          <w:tcPr>
-            <w:tcW w:w="3689" w:type="dxa"/>
-            <w:shd w:val="clear" w:color="auto" w:fill="D7D7D7" w:themeFill="background1" w:themeFillShade="D8"/>
-          </w:tcPr>
-          <w:p>
-            <w:r>
-              <w:rPr>
-                <w:rFonts w:ascii="宋体" w:hAnsi="宋体" w:eastAsia="宋体"/>
-                <w:b w:val="0"/>
-                <w:sz w:val="21"/>
-              </w:rPr>
-              <w:t>编写人</w:t>
-            </w:r>
-          </w:p>
-        </w:tc>
-        <w:tc>
-          <w:tcPr>
-            <w:tcW w:w="3564" w:type="dxa"/>
-          </w:tcPr>
-          <w:p>
-            <w:r>
-              <w:rPr>
-                <w:rFonts w:ascii="宋体" w:hAnsi="宋体" w:eastAsia="宋体"/>
-                <w:b w:val="0"/>
-                <w:sz w:val="21"/>
-              </w:rPr>
-              <w:t>崔昊晨</w:t>
-            </w:r>
-          </w:p>
-        </w:tc>
-      </w:tr>
-      <w:tr>
-        <w:tblPrEx>
-          <w:tblCellMar>
-            <w:top w:w="0" w:type="dxa"/>
-            <w:left w:w="108" w:type="dxa"/>
-            <w:bottom w:w="0" w:type="dxa"/>
-            <w:right w:w="108" w:type="dxa"/>
-          </w:tblCellMar>
-        </w:tblPrEx>
-        <w:trPr>
-          <w:jc w:val="center"/>
-        </w:trPr>
-        <w:tc>
-          <w:tcPr>
-            <w:tcW w:w="3689" w:type="dxa"/>
-            <w:shd w:val="clear" w:color="auto" w:fill="D7D7D7" w:themeFill="background1" w:themeFillShade="D8"/>
-          </w:tcPr>
-          <w:p>
-            <w:r>
-              <w:rPr>
-                <w:rFonts w:ascii="宋体" w:hAnsi="宋体" w:eastAsia="宋体"/>
-                <w:b w:val="0"/>
-                <w:sz w:val="21"/>
-              </w:rPr>
-              <w:t>编写日期</w:t>
-            </w:r>
-          </w:p>
-        </w:tc>
-        <w:tc>
-          <w:tcPr>
-            <w:tcW w:w="3564" w:type="dxa"/>
-          </w:tcPr>
-          <w:p>
-            <w:r>
-              <w:rPr>
-                <w:rFonts w:ascii="宋体" w:hAnsi="宋体" w:eastAsia="宋体"/>
-                <w:b w:val="0"/>
-                <w:sz w:val="21"/>
-              </w:rPr>
-              <w:t>2026-06-23</w:t>
-            </w:r>
-          </w:p>
-        </w:tc>
-      </w:tr>
-      <w:tr>
-        <w:tblPrEx>
-          <w:tblCellMar>
-            <w:top w:w="0" w:type="dxa"/>
-            <w:left w:w="108" w:type="dxa"/>
-            <w:bottom w:w="0" w:type="dxa"/>
-            <w:right w:w="108" w:type="dxa"/>
-          </w:tblCellMar>
-        </w:tblPrEx>
-        <w:trPr>
-          <w:jc w:val="center"/>
-        </w:trPr>
-        <w:tc>
-          <w:tcPr>
-            <w:tcW w:w="3689" w:type="dxa"/>
-            <w:shd w:val="clear" w:color="auto" w:fill="D7D7D7" w:themeFill="background1" w:themeFillShade="D8"/>
-          </w:tcPr>
-          <w:p>
-            <w:r>
-              <w:rPr>
-                <w:rFonts w:ascii="宋体" w:hAnsi="宋体" w:eastAsia="宋体"/>
-                <w:b w:val="0"/>
-                <w:sz w:val="21"/>
-              </w:rPr>
-              <w:t>版本</w:t>
-            </w:r>
-          </w:p>
-        </w:tc>
-        <w:tc>
-          <w:tcPr>
-            <w:tcW w:w="3564" w:type="dxa"/>
-          </w:tcPr>
-          <w:p>
-            <w:r>
-              <w:rPr>
-                <w:rFonts w:ascii="宋体" w:hAnsi="宋体" w:eastAsia="宋体"/>
-                <w:b w:val="0"/>
-                <w:sz w:val="21"/>
-              </w:rPr>
-              <w:t>V1.0</w:t>
-            </w:r>
-          </w:p>
-        </w:tc>
-      </w:tr>
-      <w:tr>
-        <w:tblPrEx>
-          <w:tblCellMar>
-            <w:top w:w="0" w:type="dxa"/>
-            <w:left w:w="108" w:type="dxa"/>
-            <w:bottom w:w="0" w:type="dxa"/>
-            <w:right w:w="108" w:type="dxa"/>
-          </w:tblCellMar>
-        </w:tblPrEx>
-        <w:trPr>
-          <w:jc w:val="center"/>
-        </w:trPr>
-        <w:tc>
-          <w:tcPr>
-            <w:tcW w:w="3689" w:type="dxa"/>
-            <w:shd w:val="clear" w:color="auto" w:fill="D7D7D7" w:themeFill="background1" w:themeFillShade="D8"/>
-          </w:tcPr>
-          <w:p>
-            <w:r>
-              <w:rPr>
-                <w:rFonts w:ascii="宋体" w:hAnsi="宋体" w:eastAsia="宋体"/>
-                <w:b w:val="0"/>
-                <w:sz w:val="21"/>
-              </w:rPr>
-              <w:t>密级</w:t>
-            </w:r>
-          </w:p>
-        </w:tc>
-        <w:tc>
-          <w:tcPr>
-            <w:tcW w:w="3564" w:type="dxa"/>
-          </w:tcPr>
-          <w:p>
-            <w:r>
-              <w:rPr>
-                <w:rFonts w:ascii="宋体" w:hAnsi="宋体" w:eastAsia="宋体"/>
-                <w:b w:val="0"/>
-                <w:sz w:val="21"/>
-              </w:rPr>
-              <w:t>内部</w:t>
             </w:r>
           </w:p>
         </w:tc>
@@ -478,7 +258,7 @@
                 <w:b w:val="0"/>
                 <w:sz w:val="19"/>
               </w:rPr>
-              <w:t>信息收集整合系统(InfoCollector)</w:t>
+              <w:t>集思 · 信息收集整合系统(InfoCollector)</w:t>
             </w:r>
           </w:p>
         </w:tc>

--- a/项目文档/模块开发卷宗-采集篇.docx
+++ b/项目文档/模块开发卷宗-采集篇.docx
@@ -18,19 +18,6 @@
           <w:sz w:val="44"/>
         </w:rPr>
         <w:t>模块开发卷宗</w:t>
-      </w:r>
-    </w:p>
-    <w:p>
-      <w:pPr>
-        <w:jc w:val="center"/>
-      </w:pPr>
-      <w:r>
-        <w:rPr>
-          <w:rFonts w:ascii="宋体" w:hAnsi="宋体" w:eastAsia="宋体"/>
-          <w:b w:val="0"/>
-          <w:sz w:val="24"/>
-        </w:rPr>
-        <w:t>文档编号：GL-MOD-001</w:t>
       </w:r>
     </w:p>
     <w:p>
